--- a/menina_elefante/saidas/A_Menina_Elefante_V3_Parte_III.docx
+++ b/menina_elefante/saidas/A_Menina_Elefante_V3_Parte_III.docx
@@ -566,7 +566,7 @@
     </w:p>
     <w:p>
       <w:r>
-        <w:t xml:space="preserve">Minha mãe cumprimentou meu pai com um "oi, Yoshinori" e sentou do outro lado. Meu pai respondeu "oi, Nair". Foi tudo. Todos na mesa fingiram não ter prestado atenção, com a eficiência de quem tem prática em almoço de família.</w:t>
+        <w:t xml:space="preserve">Minha mãe cumprimentou meu pai com um "oi, Yoshi", o apelido de sempre, e sentou do outro lado. Meu pai respondeu "oi, Nair". Foi tudo. Todos na mesa fingiram não ter prestado atenção, com a eficiência de quem tem prática em almoço de família.</w:t>
       </w:r>
     </w:p>
     <w:p>

--- a/menina_elefante/saidas/A_Menina_Elefante_V3_Parte_III.docx
+++ b/menina_elefante/saidas/A_Menina_Elefante_V3_Parte_III.docx
@@ -255,7 +255,7 @@
     </w:p>
     <w:p>
       <w:r>
-        <w:t xml:space="preserve">Era uma festa de noventa anos, num salão da associação, com a família inteira vindo de outras cidades. No dia, meu pai não atendeu o telefone de manhã, nem à tarde, e eu passei o dia inteiro na ótica olhando para o celular. Às seis, liguei para o Kousuke e disse que não ia.</w:t>
+        <w:t xml:space="preserve">Era a festa de setenta e três anos dela, num salão da associação, com a família inteira vindo de outras cidades. No dia, meu pai não atendeu o telefone de manhã, nem à tarde, e eu passei o dia inteiro na ótica olhando para o celular. Às seis, liguei para o Kousuke e disse que não ia.</w:t>
       </w:r>
     </w:p>
     <w:p>
@@ -541,17 +541,17 @@
     </w:p>
     <w:p>
       <w:r>
-        <w:t xml:space="preserve">No domingo antes da viagem, ele disse que ia fazer um almoço em casa, "só para se despedir".</w:t>
+        <w:t xml:space="preserve">No domingo antes da viagem, ele disse que ia fazer um almoço no sítio dos avós dele, "só para se despedir".</w:t>
       </w:r>
     </w:p>
     <w:p>
       <w:r>
-        <w:t xml:space="preserve">Quando eu cheguei, a mesa da varanda da casa dos pais dele estava arrumada para vinte pessoas.</w:t>
+        <w:t xml:space="preserve">O sítio ficava a meia hora da cidade, no fim de uma estrada de terra, com um pé de manga na frente da casa e um galinheiro que o avô dele não deixava ninguém chegar perto. Quando eu cheguei, a mesa comprida debaixo da mangueira estava arrumada para vinte pessoas.</w:t>
       </w:r>
     </w:p>
     <w:p>
       <w:r>
-        <w:t xml:space="preserve">A família dele estava toda lá, a avó de noventa anos na cabeceira, de óculos novos, que eu mesma tinha ajustado. A minha também. Minha mãe, de vestido azul, com o cabelo feito. Meus irmãos, arrumados, desconfiados, com cara de quem tinha sido avisado de alguma coisa. Minhas tias. E, na ponta da mesa, do lado oposto ao da minha mãe, meu pai.</w:t>
+        <w:t xml:space="preserve">A família dele estava toda lá, a avó na cabeceira, com setenta e cinco anos e óculos novos, que eu mesma tinha ajustado. A minha também. Minha mãe, de vestido azul, com o cabelo feito. Meus irmãos, arrumados, desconfiados, com cara de quem tinha sido avisado de alguma coisa. Minhas tias. E, na ponta da mesa, do lado oposto ao da minha mãe, meu pai.</w:t>
       </w:r>
     </w:p>
     <w:p>
@@ -576,7 +576,7 @@
     </w:p>
     <w:p>
       <w:r>
-        <w:t xml:space="preserve">— A minha família come muito.</w:t>
+        <w:t xml:space="preserve">— A minha família come muito. E a minha avó não sai do sítio.</w:t>
       </w:r>
     </w:p>
     <w:p>
@@ -615,7 +615,7 @@
     </w:p>
     <w:p>
       <w:r>
-        <w:t xml:space="preserve">Ele não bateu no copo com a colher. Só ficou em pé, e aos poucos a mesa foi ficando quieta, uma ponta depois da outra, até sobrar só o barulho do ventilador de teto.</w:t>
+        <w:t xml:space="preserve">Ele não bateu no copo com a colher. Só ficou em pé, e aos poucos a mesa foi ficando quieta, uma ponta depois da outra, até sobrar só o barulho das cigarras.</w:t>
       </w:r>
     </w:p>
     <w:p>
@@ -669,7 +669,7 @@
         <w:ind w:firstLine="0"/>
       </w:pPr>
       <w:r>
-        <w:t xml:space="preserve">Eu não me lembro de tudo o que ele disse depois. Lembro que foi curto, que não tinha juros compostos, que ele disse que queria ir para o Japão comigo e voltar comigo e o que viesse depois também. Lembro que ele se ajoelhou no chão de cerâmica da varanda e que o joelho fez um barulho alto e que a avó dele disse "cuidado" em japonês.</w:t>
+        <w:t xml:space="preserve">Eu não me lembro de tudo o que ele disse depois. Lembro que foi curto, que não tinha juros compostos, que ele disse que queria ir para o Japão comigo e voltar comigo e o que viesse depois também. Lembro que ele se ajoelhou na terra, debaixo da mangueira, e que o joelho fez um barulho alto e que a avó dele disse "cuidado" em japonês.</w:t>
       </w:r>
     </w:p>
     <w:p>
@@ -787,7 +787,7 @@
           <w:sz w:val="22"/>
           <w:szCs w:val="22"/>
         </w:rPr>
-        <w:t xml:space="preserve">"Como assim, eu?" foi o que pensei, com o Kousuke ajoelhado no chão da varanda.</w:t>
+        <w:t xml:space="preserve">"Como assim, eu?" foi o que pensei, com o Kousuke ajoelhado na terra do sítio, debaixo da mangueira.</w:t>
       </w:r>
     </w:p>
     <w:p>
@@ -1380,7 +1380,7 @@
     </w:p>
     <w:p>
       <w:r>
-        <w:t xml:space="preserve">Foi numa noite de outubro de 2010, no apartamento de tatami, com a planilha do Kousuke aberta no notebook em cima da mesinha baixa. Um ano e oito meses de fábrica. A poupança do intercâmbio estava lá, na última linha, em ienes e convertida em reais, e não dava. Faltava pouco, mas faltava, e a escola de idiomas que a gente queria tinha subido o preço, e o visto de estudante tinha exigências que a planilha não tinha previsto. O Kousuke passou uma semana tentando fazer as contas fecharem. Eu passei uma semana esperando que ele desistisse de tentar.</w:t>
+        <w:t xml:space="preserve">Foi numa noite de outubro de 2010, no apartamento de tatami, com a planilha do Kousuke aberta no notebook em cima da mesinha baixa. Um ano e quatro meses de fábrica. A poupança do intercâmbio estava lá, na última linha, em ienes e convertida em reais, e não dava. Faltava pouco, mas faltava, e a escola de idiomas que a gente queria tinha subido o preço, e o visto de estudante tinha exigências que a planilha não tinha previsto. O Kousuke passou uma semana tentando fazer as contas fecharem. Eu passei uma semana esperando que ele desistisse de tentar.</w:t>
       </w:r>
     </w:p>
     <w:p>

--- a/menina_elefante/saidas/A_Menina_Elefante_V3_Parte_III.docx
+++ b/menina_elefante/saidas/A_Menina_Elefante_V3_Parte_III.docx
@@ -255,7 +255,7 @@
     </w:p>
     <w:p>
       <w:r>
-        <w:t xml:space="preserve">Era a festa de setenta e três anos dela, num salão da associação, com a família inteira vindo de outras cidades. No dia, meu pai não atendeu o telefone de manhã, nem à tarde, e eu passei o dia inteiro na ótica olhando para o celular. Às seis, liguei para o Kousuke e disse que não ia.</w:t>
+        <w:t xml:space="preserve">Era a festa de setenta e três anos dela, no salão do kaikan, com a família inteira vindo de outras cidades. No dia, meu pai não atendeu o telefone de manhã, nem à tarde, e eu passei o dia inteiro na ótica olhando para o celular. Às seis, liguei para o Kousuke e disse que não ia.</w:t>
       </w:r>
     </w:p>
     <w:p>

--- a/menina_elefante/saidas/A_Menina_Elefante_V3_Parte_III.docx
+++ b/menina_elefante/saidas/A_Menina_Elefante_V3_Parte_III.docx
@@ -231,7 +231,7 @@
     </w:p>
     <w:p>
       <w:r>
-        <w:t xml:space="preserve">Porque ele ia embora. Disso eu tinha certeza. Era só uma questão de tempo. Uma hora ele ia olhar direito e ver o que tinha do outro lado do balcão: uma menina que não sabia dizer o que sentia, que não tinha amigos, que passava as noites cozinhando para um pai que não comia, que chegava aos encontros com cheiro de ônibus e de alho frito. Uma hora ele ia enxergar. E eu preferia que fosse logo, para não ter de esperar.</w:t>
+        <w:t xml:space="preserve">Porque ele ia embora. Disso eu tinha certeza. Era só uma questão de tempo. Uma hora ele ia olhar direito e ver o que tinha do outro lado da mesa da cozinha, atrás das listas de física: uma menina que não sabia dizer o que sentia, que não tinha amigos, que passava as noites cozinhando para um pai que não comia, que chegava aos encontros com cheiro de ônibus e de alho frito. Uma hora ele ia enxergar. E eu preferia que fosse logo, para não ter de esperar.</w:t>
       </w:r>
     </w:p>
     <w:p>
@@ -424,7 +424,7 @@
           <w:sz w:val="22"/>
           <w:szCs w:val="22"/>
         </w:rPr>
-        <w:t xml:space="preserve">Não era maldade. Era medo. Eu tinha certeza de que ele ia embora, porque, na minha cabeça, quem enxergasse direito o outro lado do balcão ia embora. Então eu apressava o fim, para não ter de esperar por ele. "Então escolhe" foi a frase mais cruel que eu disse naqueles anos, e eu a disse a quem nunca tinha me feito escolher nada.</w:t>
+        <w:t xml:space="preserve">Não era maldade. Era medo. Eu tinha certeza de que ele ia embora, porque, na minha cabeça, quem me enxergasse direito ia embora. Então eu apressava o fim, para não ter de esperar por ele. "Então escolhe" foi a frase mais cruel que eu disse naqueles anos, e eu a disse a quem nunca tinha me feito escolher nada.</w:t>
       </w:r>
     </w:p>
     <w:p>
